--- a/example_articles/immigration_status/Naturalized citizens/1.immigration_status_Naturalized citizens_New_York_Times.docx
+++ b/example_articles/immigration_status/Naturalized citizens/1.immigration_status_Naturalized citizens_New_York_Times.docx
@@ -27,17 +27,17 @@
     </w:p>
     <w:p>
       <w:r>
-        <w:t>Source File: NYT/36.DOCX</w:t>
+        <w:t>Source file: NYT/36.DOCX</w:t>
       </w:r>
     </w:p>
     <w:p>
       <w:r>
-        <w:t>Raw immigration_status result: Naturalized citizens (at least one)</w:t>
+        <w:t>Raw immigration status result, 'immigration_status': Naturalized citizens (at least one)</w:t>
       </w:r>
     </w:p>
     <w:p>
       <w:r>
-        <w:t>immigration_status_stand (Standardized): Naturalized citizens</w:t>
+        <w:t>Standardized immigration status result, 'immigration_status_stand': Naturalized citizens</w:t>
       </w:r>
     </w:p>
     <w:p>
